--- a/шаблони/комплекти/Стрільби/Шаблон_Заявка на використання автомобільної техніки.docx
+++ b/шаблони/комплекти/Стрільби/Шаблон_Заявка на використання автомобільної техніки.docx
@@ -56,7 +56,6 @@
     <w:p>
       <w:pPr>
         <w:pStyle w:val="a3"/>
-        <w:ind w:firstLine="567"/>
         <w:rPr>
           <w:sz w:val="16"/>
           <w:szCs w:val="16"/>
@@ -66,7 +65,6 @@
     <w:p>
       <w:pPr>
         <w:pStyle w:val="a3"/>
-        <w:ind w:firstLine="567"/>
         <w:rPr>
           <w:sz w:val="28"/>
           <w:szCs w:val="28"/>
@@ -83,7 +81,6 @@
     <w:p>
       <w:pPr>
         <w:pStyle w:val="a3"/>
-        <w:ind w:firstLine="567"/>
         <w:rPr>
           <w:sz w:val="28"/>
           <w:szCs w:val="28"/>
@@ -93,7 +90,6 @@
     <w:p>
       <w:pPr>
         <w:pStyle w:val="a3"/>
-        <w:ind w:firstLine="567"/>
         <w:rPr>
           <w:sz w:val="28"/>
           <w:szCs w:val="28"/>
@@ -110,7 +106,6 @@
     <w:p>
       <w:pPr>
         <w:pStyle w:val="a3"/>
-        <w:ind w:firstLine="567"/>
         <w:rPr>
           <w:sz w:val="28"/>
           <w:szCs w:val="28"/>
@@ -2247,11 +2242,12 @@
     </w:p>
     <w:p>
       <w:pPr>
+        <w:keepNext/>
         <w:tabs>
           <w:tab w:val="left" w:pos="0"/>
         </w:tabs>
         <w:ind w:right="2410"/>
-        <w:jc w:val="both"/>
+        <w:jc w:val="left"/>
         <w:rPr>
           <w:bCs/>
           <w:iCs/>
@@ -2274,10 +2270,10 @@
     <w:p>
       <w:pPr>
         <w:tabs>
-          <w:tab w:val="left" w:pos="0"/>
+          <w:tab w:val="right" w:pos="10492"/>
         </w:tabs>
         <w:ind w:right="4534"/>
-        <w:jc w:val="both"/>
+        <w:jc w:val="left"/>
         <w:rPr>
           <w:bCs/>
           <w:iCs/>
@@ -2304,28 +2300,7 @@
           <w:szCs w:val="28"/>
           <w:lang w:val="uk-UA"/>
         </w:rPr>
-        <w:t xml:space="preserve">            </w:t>
-      </w:r>
-      <w:r>
-        <w:rPr>
-          <w:bCs/>
-          <w:iCs/>
-          <w:sz w:val="28"/>
-          <w:szCs w:val="28"/>
-          <w:lang w:val="uk-UA"/>
-        </w:rPr>
         <w:tab/>
-      </w:r>
-      <w:r>
-        <w:rPr>
-          <w:bCs/>
-          <w:iCs/>
-          <w:sz w:val="28"/>
-          <w:szCs w:val="28"/>
-          <w:lang w:val="uk-UA"/>
-        </w:rPr>
-        <w:tab/>
-        <w:t xml:space="preserve">                                </w:t>
       </w:r>
       <w:r>
         <w:rPr>

--- a/шаблони/комплекти/Стрільби/Шаблон_Заявка на використання автомобільної техніки.docx
+++ b/шаблони/комплекти/Стрільби/Шаблон_Заявка на використання автомобільної техніки.docx
@@ -2264,7 +2264,7 @@
           <w:szCs w:val="28"/>
           <w:lang w:val="uk-UA"/>
         </w:rPr>
-        <w:t>Начальник курсів перепідготовки та підвищення кваліфікації</w:t>
+        <w:t xml:space="preserve">{{посада_підписанта}}</w:t>
       </w:r>
     </w:p>
     <w:p>
